--- a/InCorp_Proposal_Mugesh_Private_Limited_20260402.docx
+++ b/InCorp_Proposal_Mugesh_Private_Limited_20260402.docx
@@ -7190,7 +7190,7 @@
           <w:sz w:val="22"/>
           <w:szCs w:val="22"/>
         </w:rPr>
-        <w:t xml:space="preserve">11.11.2000</w:t>
+        <w:t xml:space="preserve">11.02.2001</w:t>
       </w:r>
     </w:p>
     <w:p>
@@ -7211,7 +7211,7 @@
           <w:sz w:val="22"/>
           <w:szCs w:val="22"/>
         </w:rPr>
-        <w:t xml:space="preserve">Mugesh Testing</w:t>
+        <w:t xml:space="preserve">Testing</w:t>
       </w:r>
     </w:p>
     <w:p>
@@ -7277,7 +7277,7 @@
           <w:sz w:val="22"/>
           <w:szCs w:val="22"/>
         </w:rPr>
-        <w:t xml:space="preserve">Dear Mugesh,</w:t>
+        <w:t xml:space="preserve">Dear Testing,</w:t>
       </w:r>
     </w:p>
     <w:p>
@@ -7487,22 +7487,7 @@
           <w:sz w:val="22"/>
           <w:szCs w:val="22"/>
         </w:rPr>
-        <w:t xml:space="preserve">• Please note that the above benchmarking report will not be transfer pricing documentation as required to be maintained under transfer pricing regulations. InCorp’s empanelled audit partners can assist with the transfer pricing reporting &amp; audit (applicable for companies having intercompany transactions). The quotes for the same can be provided separately.</w:t>
-      </w:r>
-    </w:p>
-    <w:p>
-      <w:pPr>
-        <w:spacing w:before="0" w:after="60" w:line="240" w:lineRule="auto"/>
-        <w:ind w:left="280" w:hanging="280"/>
-        <w:contextualSpacing w:val="0"/>
-      </w:pPr>
-      <w:r>
-        <w:rPr>
-          <w:rFonts w:ascii="Roboto" w:hAnsi="Roboto"/>
-          <w:sz w:val="22"/>
-          <w:szCs w:val="22"/>
-        </w:rPr>
-        <w:t xml:space="preserve">• InCorp’s empanelled audit partners can assist with the transfer pricing reporting &amp; audit. The quotes for the same can be provided separately.</w:t>
+        <w:t xml:space="preserve">• It has reached out to InCorp India for assistance on finance, taxation and other compliance support for its Indian entity. InCorp India is happy to partner with Corpax Group on its India journey forward.</w:t>
       </w:r>
     </w:p>
     <w:p>
@@ -7578,7 +7563,7 @@
           <w:sz w:val="22"/>
           <w:szCs w:val="22"/>
         </w:rPr>
-        <w:t xml:space="preserve">Since the company has been in existence since 2000, we shall need to undertake a handover of the current financial, secretarial, payroll and other records of the company from current service provider.</w:t>
+        <w:t xml:space="preserve">Since the company has been in existence since 2023, we shall need to undertake a handover of the current financial, secretarial, payroll and other records of the company from current service provider.</w:t>
       </w:r>
     </w:p>
     <w:p>

--- a/InCorp_Proposal_Mugesh_Private_Limited_20260402.docx
+++ b/InCorp_Proposal_Mugesh_Private_Limited_20260402.docx
@@ -7190,7 +7190,7 @@
           <w:sz w:val="22"/>
           <w:szCs w:val="22"/>
         </w:rPr>
-        <w:t xml:space="preserve">11.02.2001</w:t>
+        <w:t xml:space="preserve">11.11.2002</w:t>
       </w:r>
     </w:p>
     <w:p>
@@ -7211,7 +7211,7 @@
           <w:sz w:val="22"/>
           <w:szCs w:val="22"/>
         </w:rPr>
-        <w:t xml:space="preserve">Testing</w:t>
+        <w:t xml:space="preserve">Mugesh M</w:t>
       </w:r>
     </w:p>
     <w:p>
@@ -7226,7 +7226,7 @@
           <w:sz w:val="22"/>
           <w:szCs w:val="22"/>
         </w:rPr>
-        <w:t xml:space="preserve">Co founder</w:t>
+        <w:t xml:space="preserve">Co Founder</w:t>
       </w:r>
     </w:p>
     <w:p>
@@ -7256,14 +7256,8 @@
           <w:sz w:val="22"/>
           <w:szCs w:val="22"/>
         </w:rPr>
-        <w:t xml:space="preserve">Vashi, Sector 17, Navi Mumbai, Maharashtra</w:t>
-      </w:r>
-    </w:p>
-    <w:p>
-      <w:pPr>
-        <w:spacing w:before="0" w:after="120" w:line="240" w:lineRule="auto"/>
-        <w:contextualSpacing w:val="0"/>
-      </w:pPr>
+        <w:t xml:space="preserve">Vashi, Sector 17, Testing Address</w:t>
+      </w:r>
     </w:p>
     <w:p>
       <w:pPr>
@@ -7277,7 +7271,43 @@
           <w:sz w:val="22"/>
           <w:szCs w:val="22"/>
         </w:rPr>
-        <w:t xml:space="preserve">Dear Testing,</w:t>
+        <w:t xml:space="preserve">Mumbai</w:t>
+      </w:r>
+    </w:p>
+    <w:p>
+      <w:pPr>
+        <w:spacing w:before="0" w:after="40" w:line="240" w:lineRule="auto"/>
+        <w:ind w:left="0"/>
+        <w:contextualSpacing w:val="0"/>
+      </w:pPr>
+      <w:r>
+        <w:rPr>
+          <w:rFonts w:ascii="Roboto" w:hAnsi="Roboto"/>
+          <w:sz w:val="22"/>
+          <w:szCs w:val="22"/>
+        </w:rPr>
+        <w:t xml:space="preserve">Maharashtra</w:t>
+      </w:r>
+    </w:p>
+    <w:p>
+      <w:pPr>
+        <w:spacing w:before="0" w:after="120" w:line="240" w:lineRule="auto"/>
+        <w:contextualSpacing w:val="0"/>
+      </w:pPr>
+    </w:p>
+    <w:p>
+      <w:pPr>
+        <w:spacing w:before="0" w:after="40" w:line="240" w:lineRule="auto"/>
+        <w:ind w:left="0"/>
+        <w:contextualSpacing w:val="0"/>
+      </w:pPr>
+      <w:r>
+        <w:rPr>
+          <w:rFonts w:ascii="Roboto" w:hAnsi="Roboto"/>
+          <w:sz w:val="22"/>
+          <w:szCs w:val="22"/>
+        </w:rPr>
+        <w:t xml:space="preserve">Dear Mugesh,</w:t>
       </w:r>
     </w:p>
     <w:p>
@@ -7477,8 +7507,11 @@
     </w:p>
     <w:p>
       <w:pPr>
+        <w:numPr>
+          <w:ilvl w:val="0"/>
+          <w:numId w:val="99"/>
+        </w:numPr>
         <w:spacing w:before="0" w:after="60" w:line="240" w:lineRule="auto"/>
-        <w:ind w:left="280" w:hanging="280"/>
         <w:contextualSpacing w:val="0"/>
       </w:pPr>
       <w:r>
@@ -7486,8 +7519,28 @@
           <w:rFonts w:ascii="Roboto" w:hAnsi="Roboto"/>
           <w:sz w:val="22"/>
           <w:szCs w:val="22"/>
-        </w:rPr>
-        <w:t xml:space="preserve">• It has reached out to InCorp India for assistance on finance, taxation and other compliance support for its Indian entity. InCorp India is happy to partner with Corpax Group on its India journey forward.</w:t>
+          <w:color w:val="444444"/>
+        </w:rPr>
+        <w:t xml:space="preserve">ABC Pte Ltd, headquartered in Belgium, is engaged in the manufacturing of (semi) automatic bagging lines. It has recently established an wholly owned subsidiary - Corpax India Pvt limited in India to capitalize on India’s growing market and for catering to both the Indian and Southeast Asian markets.</w:t>
+      </w:r>
+    </w:p>
+    <w:p>
+      <w:pPr>
+        <w:numPr>
+          <w:ilvl w:val="0"/>
+          <w:numId w:val="99"/>
+        </w:numPr>
+        <w:spacing w:before="0" w:after="60" w:line="240" w:lineRule="auto"/>
+        <w:contextualSpacing w:val="0"/>
+      </w:pPr>
+      <w:r>
+        <w:rPr>
+          <w:rFonts w:ascii="Roboto" w:hAnsi="Roboto"/>
+          <w:sz w:val="22"/>
+          <w:szCs w:val="22"/>
+          <w:color w:val="444444"/>
+        </w:rPr>
+        <w:t xml:space="preserve">ABC Pte Ltd, headquartered in Belgium, is engaged in the manufacturing of (semi) automatic bagging lines. It has recently established an wholly owned subsidiary - Corpax India Pvt limited in India to capitalize on India’s growing market and for catering to both the Indian and Southeast Asian markets.</w:t>
       </w:r>
     </w:p>
     <w:p>
@@ -7537,7 +7590,7 @@
     <w:p>
       <w:pPr>
         <w:spacing w:before="200" w:after="120" w:line="240" w:lineRule="auto"/>
-        <w:ind w:left="80"/>
+        <w:ind w:left="0"/>
         <w:contextualSpacing w:val="0"/>
       </w:pPr>
       <w:r>
@@ -7563,7 +7616,7 @@
           <w:sz w:val="22"/>
           <w:szCs w:val="22"/>
         </w:rPr>
-        <w:t xml:space="preserve">Since the company has been in existence since 2023, we shall need to undertake a handover of the current financial, secretarial, payroll and other records of the company from current service provider.</w:t>
+        <w:t xml:space="preserve">Since the company has been in existence since 2004, we shall need to undertake a handover of the current financial, secretarial, payroll and other records of the company from current service provider.</w:t>
       </w:r>
     </w:p>
     <w:p>
@@ -7734,8 +7787,11 @@
           </w:p>
           <w:p>
             <w:pPr>
+              <w:numPr>
+                <w:ilvl w:val="0"/>
+                <w:numId w:val="99"/>
+              </w:numPr>
               <w:spacing w:before="0" w:after="60" w:line="240" w:lineRule="auto"/>
-              <w:ind w:left="280" w:hanging="280"/>
               <w:contextualSpacing w:val="0"/>
             </w:pPr>
             <w:r>
@@ -7745,13 +7801,16 @@
                 <w:szCs w:val="20"/>
                 <w:color w:val="777777"/>
               </w:rPr>
-              <w:t xml:space="preserve">• GST laws/regulations</w:t>
-            </w:r>
-          </w:p>
-          <w:p>
-            <w:pPr>
+              <w:t xml:space="preserve">GST laws/regulations</w:t>
+            </w:r>
+          </w:p>
+          <w:p>
+            <w:pPr>
+              <w:numPr>
+                <w:ilvl w:val="0"/>
+                <w:numId w:val="99"/>
+              </w:numPr>
               <w:spacing w:before="0" w:after="60" w:line="240" w:lineRule="auto"/>
-              <w:ind w:left="280" w:hanging="280"/>
               <w:contextualSpacing w:val="0"/>
             </w:pPr>
             <w:r>
@@ -7761,13 +7820,16 @@
                 <w:szCs w:val="20"/>
                 <w:color w:val="777777"/>
               </w:rPr>
-              <w:t xml:space="preserve">• Income Tax Act, 1961</w:t>
-            </w:r>
-          </w:p>
-          <w:p>
-            <w:pPr>
+              <w:t xml:space="preserve">Income Tax Act, 1961</w:t>
+            </w:r>
+          </w:p>
+          <w:p>
+            <w:pPr>
+              <w:numPr>
+                <w:ilvl w:val="0"/>
+                <w:numId w:val="99"/>
+              </w:numPr>
               <w:spacing w:before="0" w:after="60" w:line="240" w:lineRule="auto"/>
-              <w:ind w:left="280" w:hanging="280"/>
               <w:contextualSpacing w:val="0"/>
             </w:pPr>
             <w:r>
@@ -7777,13 +7839,16 @@
                 <w:szCs w:val="20"/>
                 <w:color w:val="777777"/>
               </w:rPr>
-              <w:t xml:space="preserve">• Company’s Act, 2013</w:t>
-            </w:r>
-          </w:p>
-          <w:p>
-            <w:pPr>
+              <w:t xml:space="preserve">Company’s Act, 2013</w:t>
+            </w:r>
+          </w:p>
+          <w:p>
+            <w:pPr>
+              <w:numPr>
+                <w:ilvl w:val="0"/>
+                <w:numId w:val="99"/>
+              </w:numPr>
               <w:spacing w:before="0" w:after="60" w:line="240" w:lineRule="auto"/>
-              <w:ind w:left="280" w:hanging="280"/>
               <w:contextualSpacing w:val="0"/>
             </w:pPr>
             <w:r>
@@ -7793,7 +7858,7 @@
                 <w:szCs w:val="20"/>
                 <w:color w:val="777777"/>
               </w:rPr>
-              <w:t xml:space="preserve">• Foreign Exchange Rules &amp; Regulations</w:t>
+              <w:t xml:space="preserve">Foreign Exchange Rules &amp; Regulations</w:t>
             </w:r>
           </w:p>
         </w:tc>
@@ -7904,8 +7969,11 @@
           </w:p>
           <w:p>
             <w:pPr>
+              <w:numPr>
+                <w:ilvl w:val="0"/>
+                <w:numId w:val="99"/>
+              </w:numPr>
               <w:spacing w:before="0" w:after="60" w:line="240" w:lineRule="auto"/>
-              <w:ind w:left="280" w:hanging="280"/>
               <w:contextualSpacing w:val="0"/>
             </w:pPr>
             <w:r>
@@ -7915,13 +7983,16 @@
                 <w:szCs w:val="20"/>
                 <w:color w:val="777777"/>
               </w:rPr>
-              <w:t xml:space="preserve">• Company’s Act, 2013</w:t>
-            </w:r>
-          </w:p>
-          <w:p>
-            <w:pPr>
+              <w:t xml:space="preserve">Company’s Act, 2013</w:t>
+            </w:r>
+          </w:p>
+          <w:p>
+            <w:pPr>
+              <w:numPr>
+                <w:ilvl w:val="0"/>
+                <w:numId w:val="99"/>
+              </w:numPr>
               <w:spacing w:before="0" w:after="60" w:line="240" w:lineRule="auto"/>
-              <w:ind w:left="280" w:hanging="280"/>
               <w:contextualSpacing w:val="0"/>
             </w:pPr>
             <w:r>
@@ -7931,13 +8002,16 @@
                 <w:szCs w:val="20"/>
                 <w:color w:val="777777"/>
               </w:rPr>
-              <w:t xml:space="preserve">• Income Tax Act, 1961</w:t>
-            </w:r>
-          </w:p>
-          <w:p>
-            <w:pPr>
+              <w:t xml:space="preserve">Income Tax Act, 1961</w:t>
+            </w:r>
+          </w:p>
+          <w:p>
+            <w:pPr>
+              <w:numPr>
+                <w:ilvl w:val="0"/>
+                <w:numId w:val="99"/>
+              </w:numPr>
               <w:spacing w:before="0" w:after="60" w:line="240" w:lineRule="auto"/>
-              <w:ind w:left="280" w:hanging="280"/>
               <w:contextualSpacing w:val="0"/>
             </w:pPr>
             <w:r>
@@ -7947,13 +8021,16 @@
                 <w:szCs w:val="20"/>
                 <w:color w:val="777777"/>
               </w:rPr>
-              <w:t xml:space="preserve">• Goods and Service Tax Act, 2017</w:t>
-            </w:r>
-          </w:p>
-          <w:p>
-            <w:pPr>
+              <w:t xml:space="preserve">Goods and Service Tax Act, 2017</w:t>
+            </w:r>
+          </w:p>
+          <w:p>
+            <w:pPr>
+              <w:numPr>
+                <w:ilvl w:val="0"/>
+                <w:numId w:val="99"/>
+              </w:numPr>
               <w:spacing w:before="0" w:after="60" w:line="240" w:lineRule="auto"/>
-              <w:ind w:left="280" w:hanging="280"/>
               <w:contextualSpacing w:val="0"/>
             </w:pPr>
             <w:r>
@@ -7963,7 +8040,7 @@
                 <w:szCs w:val="20"/>
                 <w:color w:val="777777"/>
               </w:rPr>
-              <w:t xml:space="preserve">• Foreign Exchange Management Act, 1999</w:t>
+              <w:t xml:space="preserve">Foreign Exchange Management Act, 1999</w:t>
             </w:r>
           </w:p>
         </w:tc>
@@ -8094,8 +8171,11 @@
     </w:p>
     <w:p>
       <w:pPr>
-        <w:spacing w:before="0" w:after="40" w:line="240" w:lineRule="auto"/>
-        <w:ind w:left="280" w:hanging="280"/>
+        <w:numPr>
+          <w:ilvl w:val="0"/>
+          <w:numId w:val="99"/>
+        </w:numPr>
+        <w:spacing w:before="0" w:after="60" w:line="240" w:lineRule="auto"/>
         <w:contextualSpacing w:val="0"/>
       </w:pPr>
       <w:r>
@@ -8103,14 +8183,18 @@
           <w:rFonts w:ascii="Roboto" w:hAnsi="Roboto"/>
           <w:sz w:val="20"/>
           <w:szCs w:val="20"/>
-        </w:rPr>
-        <w:t xml:space="preserve">• All fees quoted above exclude 18% GST</w:t>
-      </w:r>
-    </w:p>
-    <w:p>
-      <w:pPr>
-        <w:spacing w:before="0" w:after="40" w:line="240" w:lineRule="auto"/>
-        <w:ind w:left="280" w:hanging="280"/>
+          <w:color w:val="444444"/>
+        </w:rPr>
+        <w:t xml:space="preserve">All fees quoted above exclude 18% GST</w:t>
+      </w:r>
+    </w:p>
+    <w:p>
+      <w:pPr>
+        <w:numPr>
+          <w:ilvl w:val="0"/>
+          <w:numId w:val="99"/>
+        </w:numPr>
+        <w:spacing w:before="0" w:after="60" w:line="240" w:lineRule="auto"/>
         <w:contextualSpacing w:val="0"/>
       </w:pPr>
       <w:r>
@@ -8118,14 +8202,18 @@
           <w:rFonts w:ascii="Roboto" w:hAnsi="Roboto"/>
           <w:sz w:val="20"/>
           <w:szCs w:val="20"/>
-        </w:rPr>
-        <w:t xml:space="preserve">• Professional fees exclude any fees towards regularisation of past non compliances.</w:t>
-      </w:r>
-    </w:p>
-    <w:p>
-      <w:pPr>
-        <w:spacing w:before="0" w:after="40" w:line="240" w:lineRule="auto"/>
-        <w:ind w:left="280" w:hanging="280"/>
+          <w:color w:val="444444"/>
+        </w:rPr>
+        <w:t xml:space="preserve">Professional fees exclude any fees towards regularisation of past non compliances.</w:t>
+      </w:r>
+    </w:p>
+    <w:p>
+      <w:pPr>
+        <w:numPr>
+          <w:ilvl w:val="0"/>
+          <w:numId w:val="99"/>
+        </w:numPr>
+        <w:spacing w:before="0" w:after="60" w:line="240" w:lineRule="auto"/>
         <w:contextualSpacing w:val="0"/>
       </w:pPr>
       <w:r>
@@ -8133,8 +8221,9 @@
           <w:rFonts w:ascii="Roboto" w:hAnsi="Roboto"/>
           <w:sz w:val="20"/>
           <w:szCs w:val="20"/>
-        </w:rPr>
-        <w:t xml:space="preserve">• Advance of 100% of the above selected option.</w:t>
+          <w:color w:val="444444"/>
+        </w:rPr>
+        <w:t xml:space="preserve">Advance of 100% of the above selected option.</w:t>
       </w:r>
     </w:p>
     <w:p>
@@ -8203,7 +8292,7 @@
     <w:p>
       <w:pPr>
         <w:spacing w:before="200" w:after="120" w:line="240" w:lineRule="auto"/>
-        <w:ind w:left="80"/>
+        <w:ind w:left="0"/>
         <w:contextualSpacing w:val="0"/>
       </w:pPr>
       <w:r>
@@ -8348,8 +8437,11 @@
           </w:p>
           <w:p>
             <w:pPr>
+              <w:numPr>
+                <w:ilvl w:val="0"/>
+                <w:numId w:val="99"/>
+              </w:numPr>
               <w:spacing w:before="0" w:after="60" w:line="240" w:lineRule="auto"/>
-              <w:ind w:left="280" w:hanging="280"/>
               <w:contextualSpacing w:val="0"/>
             </w:pPr>
             <w:r>
@@ -8359,13 +8451,16 @@
                 <w:szCs w:val="20"/>
                 <w:color w:val="777777"/>
               </w:rPr>
-              <w:t xml:space="preserve">• PAN of the company included</w:t>
-            </w:r>
-          </w:p>
-          <w:p>
-            <w:pPr>
+              <w:t xml:space="preserve">PAN of the company included</w:t>
+            </w:r>
+          </w:p>
+          <w:p>
+            <w:pPr>
+              <w:numPr>
+                <w:ilvl w:val="0"/>
+                <w:numId w:val="99"/>
+              </w:numPr>
               <w:spacing w:before="0" w:after="60" w:line="240" w:lineRule="auto"/>
-              <w:ind w:left="280" w:hanging="280"/>
               <w:contextualSpacing w:val="0"/>
             </w:pPr>
             <w:r>
@@ -8375,13 +8470,16 @@
                 <w:szCs w:val="20"/>
                 <w:color w:val="777777"/>
               </w:rPr>
-              <w:t xml:space="preserve">• TAN of the company included</w:t>
-            </w:r>
-          </w:p>
-          <w:p>
-            <w:pPr>
+              <w:t xml:space="preserve">TAN of the company included</w:t>
+            </w:r>
+          </w:p>
+          <w:p>
+            <w:pPr>
+              <w:numPr>
+                <w:ilvl w:val="0"/>
+                <w:numId w:val="99"/>
+              </w:numPr>
               <w:spacing w:before="0" w:after="60" w:line="240" w:lineRule="auto"/>
-              <w:ind w:left="280" w:hanging="280"/>
               <w:contextualSpacing w:val="0"/>
             </w:pPr>
             <w:r>
@@ -8391,7 +8489,7 @@
                 <w:szCs w:val="20"/>
                 <w:color w:val="777777"/>
               </w:rPr>
-              <w:t xml:space="preserve">• Employees’ Provident Fund and Miscellaneous Provision Act, Employees’ State Insurance Corporation Act included</w:t>
+              <w:t xml:space="preserve">Employees’ Provident Fund and Miscellaneous Provision Act, Employees’ State Insurance Corporation Act included</w:t>
             </w:r>
           </w:p>
         </w:tc>
@@ -8658,8 +8756,11 @@
           </w:p>
           <w:p>
             <w:pPr>
+              <w:numPr>
+                <w:ilvl w:val="0"/>
+                <w:numId w:val="99"/>
+              </w:numPr>
               <w:spacing w:before="0" w:after="60" w:line="240" w:lineRule="auto"/>
-              <w:ind w:left="280" w:hanging="280"/>
               <w:contextualSpacing w:val="0"/>
             </w:pPr>
             <w:r>
@@ -8669,13 +8770,16 @@
                 <w:szCs w:val="20"/>
                 <w:color w:val="777777"/>
               </w:rPr>
-              <w:t xml:space="preserve">• Drafting of first board meeting documents</w:t>
-            </w:r>
-          </w:p>
-          <w:p>
-            <w:pPr>
+              <w:t xml:space="preserve">Drafting of first board meeting documents</w:t>
+            </w:r>
+          </w:p>
+          <w:p>
+            <w:pPr>
+              <w:numPr>
+                <w:ilvl w:val="0"/>
+                <w:numId w:val="99"/>
+              </w:numPr>
               <w:spacing w:before="0" w:after="60" w:line="240" w:lineRule="auto"/>
-              <w:ind w:left="280" w:hanging="280"/>
               <w:contextualSpacing w:val="0"/>
             </w:pPr>
             <w:r>
@@ -8685,13 +8789,16 @@
                 <w:szCs w:val="20"/>
                 <w:color w:val="777777"/>
               </w:rPr>
-              <w:t xml:space="preserve">• Guidance on capital infusion in bank account</w:t>
-            </w:r>
-          </w:p>
-          <w:p>
-            <w:pPr>
+              <w:t xml:space="preserve">Guidance on capital infusion in bank account</w:t>
+            </w:r>
+          </w:p>
+          <w:p>
+            <w:pPr>
+              <w:numPr>
+                <w:ilvl w:val="0"/>
+                <w:numId w:val="99"/>
+              </w:numPr>
               <w:spacing w:before="0" w:after="60" w:line="240" w:lineRule="auto"/>
-              <w:ind w:left="280" w:hanging="280"/>
               <w:contextualSpacing w:val="0"/>
             </w:pPr>
             <w:r>
@@ -8701,13 +8808,16 @@
                 <w:szCs w:val="20"/>
                 <w:color w:val="777777"/>
               </w:rPr>
-              <w:t xml:space="preserve">• File form with Ministry for commencement of business (COC)</w:t>
-            </w:r>
-          </w:p>
-          <w:p>
-            <w:pPr>
+              <w:t xml:space="preserve">File form with Ministry for commencement of business (COC)</w:t>
+            </w:r>
+          </w:p>
+          <w:p>
+            <w:pPr>
+              <w:numPr>
+                <w:ilvl w:val="0"/>
+                <w:numId w:val="99"/>
+              </w:numPr>
               <w:spacing w:before="0" w:after="60" w:line="240" w:lineRule="auto"/>
-              <w:ind w:left="280" w:hanging="280"/>
               <w:contextualSpacing w:val="0"/>
             </w:pPr>
             <w:r>
@@ -8717,7 +8827,7 @@
                 <w:szCs w:val="20"/>
                 <w:color w:val="777777"/>
               </w:rPr>
-              <w:t xml:space="preserve">• Preparation of statutory shareholders register</w:t>
+              <w:t xml:space="preserve">Preparation of statutory shareholders register</w:t>
             </w:r>
           </w:p>
         </w:tc>
@@ -8789,8 +8899,11 @@
     </w:p>
     <w:p>
       <w:pPr>
-        <w:spacing w:before="0" w:after="40" w:line="240" w:lineRule="auto"/>
-        <w:ind w:left="280" w:hanging="280"/>
+        <w:numPr>
+          <w:ilvl w:val="0"/>
+          <w:numId w:val="99"/>
+        </w:numPr>
+        <w:spacing w:before="0" w:after="60" w:line="240" w:lineRule="auto"/>
         <w:contextualSpacing w:val="0"/>
       </w:pPr>
       <w:r>
@@ -8798,14 +8911,18 @@
           <w:rFonts w:ascii="Roboto" w:hAnsi="Roboto"/>
           <w:sz w:val="20"/>
           <w:szCs w:val="20"/>
-        </w:rPr>
-        <w:t xml:space="preserve">• All fees quoted above exclude 18% GST.</w:t>
-      </w:r>
-    </w:p>
-    <w:p>
-      <w:pPr>
-        <w:spacing w:before="0" w:after="40" w:line="240" w:lineRule="auto"/>
-        <w:ind w:left="280" w:hanging="280"/>
+          <w:color w:val="444444"/>
+        </w:rPr>
+        <w:t xml:space="preserve">All fees quoted above exclude 18% GST.</w:t>
+      </w:r>
+    </w:p>
+    <w:p>
+      <w:pPr>
+        <w:numPr>
+          <w:ilvl w:val="0"/>
+          <w:numId w:val="99"/>
+        </w:numPr>
+        <w:spacing w:before="0" w:after="60" w:line="240" w:lineRule="auto"/>
         <w:contextualSpacing w:val="0"/>
       </w:pPr>
       <w:r>
@@ -8813,14 +8930,18 @@
           <w:rFonts w:ascii="Roboto" w:hAnsi="Roboto"/>
           <w:sz w:val="20"/>
           <w:szCs w:val="20"/>
-        </w:rPr>
-        <w:t xml:space="preserve">• Professional fees exclude all out-of-pocket expenses like filing fees, courier expenses, apostilling &amp; notary cost to any authorities/departments, statutory fees payable to Registrar of companies (ROC) towards incorporation etc. other than those mentioned above.</w:t>
-      </w:r>
-    </w:p>
-    <w:p>
-      <w:pPr>
-        <w:spacing w:before="0" w:after="40" w:line="240" w:lineRule="auto"/>
-        <w:ind w:left="280" w:hanging="280"/>
+          <w:color w:val="444444"/>
+        </w:rPr>
+        <w:t xml:space="preserve">Professional fees exclude all out-of-pocket expenses like filing fees, courier expenses, apostilling &amp; notary cost to any authorities/departments, statutory fees payable to Registrar of companies (ROC) towards incorporation etc. other than those mentioned above.</w:t>
+      </w:r>
+    </w:p>
+    <w:p>
+      <w:pPr>
+        <w:numPr>
+          <w:ilvl w:val="0"/>
+          <w:numId w:val="99"/>
+        </w:numPr>
+        <w:spacing w:before="0" w:after="60" w:line="240" w:lineRule="auto"/>
         <w:contextualSpacing w:val="0"/>
       </w:pPr>
       <w:r>
@@ -8828,14 +8949,18 @@
           <w:rFonts w:ascii="Roboto" w:hAnsi="Roboto"/>
           <w:sz w:val="20"/>
           <w:szCs w:val="20"/>
-        </w:rPr>
-        <w:t xml:space="preserve">• Advance of 100% of the above selected option.</w:t>
-      </w:r>
-    </w:p>
-    <w:p>
-      <w:pPr>
-        <w:spacing w:before="0" w:after="40" w:line="240" w:lineRule="auto"/>
-        <w:ind w:left="280" w:hanging="280"/>
+          <w:color w:val="444444"/>
+        </w:rPr>
+        <w:t xml:space="preserve">Advance of 100% of the above selected option.</w:t>
+      </w:r>
+    </w:p>
+    <w:p>
+      <w:pPr>
+        <w:numPr>
+          <w:ilvl w:val="0"/>
+          <w:numId w:val="99"/>
+        </w:numPr>
+        <w:spacing w:before="0" w:after="60" w:line="240" w:lineRule="auto"/>
         <w:contextualSpacing w:val="0"/>
       </w:pPr>
       <w:r>
@@ -8843,8 +8968,9 @@
           <w:rFonts w:ascii="Roboto" w:hAnsi="Roboto"/>
           <w:sz w:val="20"/>
           <w:szCs w:val="20"/>
-        </w:rPr>
-        <w:t xml:space="preserve">• On finalization of shareholding structure, we shall be able to guide on compliances needed for issuance of share certificates and shall share a separate fee quote for the same.</w:t>
+          <w:color w:val="444444"/>
+        </w:rPr>
+        <w:t xml:space="preserve">On finalization of shareholding structure, we shall be able to guide on compliances needed for issuance of share certificates and shall share a separate fee quote for the same.</w:t>
       </w:r>
     </w:p>
     <w:p>
@@ -8913,7 +9039,7 @@
     <w:p>
       <w:pPr>
         <w:spacing w:before="200" w:after="120" w:line="240" w:lineRule="auto"/>
-        <w:ind w:left="80"/>
+        <w:ind w:left="0"/>
         <w:contextualSpacing w:val="0"/>
       </w:pPr>
       <w:r>
@@ -9676,8 +9802,11 @@
     </w:p>
     <w:p>
       <w:pPr>
-        <w:spacing w:before="0" w:after="40" w:line="240" w:lineRule="auto"/>
-        <w:ind w:left="280" w:hanging="280"/>
+        <w:numPr>
+          <w:ilvl w:val="0"/>
+          <w:numId w:val="99"/>
+        </w:numPr>
+        <w:spacing w:before="0" w:after="60" w:line="240" w:lineRule="auto"/>
         <w:contextualSpacing w:val="0"/>
       </w:pPr>
       <w:r>
@@ -9685,14 +9814,18 @@
           <w:rFonts w:ascii="Roboto" w:hAnsi="Roboto"/>
           <w:sz w:val="20"/>
           <w:szCs w:val="20"/>
-        </w:rPr>
-        <w:t xml:space="preserve">• All fees quoted above exclude 18% GST.</w:t>
-      </w:r>
-    </w:p>
-    <w:p>
-      <w:pPr>
-        <w:spacing w:before="0" w:after="40" w:line="240" w:lineRule="auto"/>
-        <w:ind w:left="280" w:hanging="280"/>
+          <w:color w:val="444444"/>
+        </w:rPr>
+        <w:t xml:space="preserve">All fees quoted above exclude 18% GST.</w:t>
+      </w:r>
+    </w:p>
+    <w:p>
+      <w:pPr>
+        <w:numPr>
+          <w:ilvl w:val="0"/>
+          <w:numId w:val="99"/>
+        </w:numPr>
+        <w:spacing w:before="0" w:after="60" w:line="240" w:lineRule="auto"/>
         <w:contextualSpacing w:val="0"/>
       </w:pPr>
       <w:r>
@@ -9700,14 +9833,18 @@
           <w:rFonts w:ascii="Roboto" w:hAnsi="Roboto"/>
           <w:sz w:val="20"/>
           <w:szCs w:val="20"/>
-        </w:rPr>
-        <w:t xml:space="preserve">• Professional fees exclude all out-of-pocket expenses like filing fees, courier expenses, apostilling &amp; notary cost to any authorities/departments, statutory fees payable to Registrar of companies (ROC) towards incorporation etc. other than those mentioned above.</w:t>
-      </w:r>
-    </w:p>
-    <w:p>
-      <w:pPr>
-        <w:spacing w:before="0" w:after="40" w:line="240" w:lineRule="auto"/>
-        <w:ind w:left="280" w:hanging="280"/>
+          <w:color w:val="444444"/>
+        </w:rPr>
+        <w:t xml:space="preserve">Professional fees exclude all out-of-pocket expenses like filing fees, courier expenses, apostilling &amp; notary cost to any authorities/departments, statutory fees payable to Registrar of companies (ROC) towards incorporation etc. other than those mentioned above.</w:t>
+      </w:r>
+    </w:p>
+    <w:p>
+      <w:pPr>
+        <w:numPr>
+          <w:ilvl w:val="0"/>
+          <w:numId w:val="99"/>
+        </w:numPr>
+        <w:spacing w:before="0" w:after="60" w:line="240" w:lineRule="auto"/>
         <w:contextualSpacing w:val="0"/>
       </w:pPr>
       <w:r>
@@ -9715,8 +9852,9 @@
           <w:rFonts w:ascii="Roboto" w:hAnsi="Roboto"/>
           <w:sz w:val="20"/>
           <w:szCs w:val="20"/>
-        </w:rPr>
-        <w:t xml:space="preserve">• Advance of 100% of the above selected option.</w:t>
+          <w:color w:val="444444"/>
+        </w:rPr>
+        <w:t xml:space="preserve">Advance of 100% of the above selected option.</w:t>
       </w:r>
     </w:p>
     <w:p>
@@ -9785,7 +9923,7 @@
     <w:p>
       <w:pPr>
         <w:spacing w:before="200" w:after="120" w:line="240" w:lineRule="auto"/>
-        <w:ind w:left="80"/>
+        <w:ind w:left="0"/>
         <w:contextualSpacing w:val="0"/>
       </w:pPr>
       <w:r>
@@ -10222,8 +10360,11 @@
     </w:p>
     <w:p>
       <w:pPr>
-        <w:spacing w:before="0" w:after="40" w:line="240" w:lineRule="auto"/>
-        <w:ind w:left="280" w:hanging="280"/>
+        <w:numPr>
+          <w:ilvl w:val="0"/>
+          <w:numId w:val="99"/>
+        </w:numPr>
+        <w:spacing w:before="0" w:after="60" w:line="240" w:lineRule="auto"/>
         <w:contextualSpacing w:val="0"/>
       </w:pPr>
       <w:r>
@@ -10231,14 +10372,18 @@
           <w:rFonts w:ascii="Roboto" w:hAnsi="Roboto"/>
           <w:sz w:val="20"/>
           <w:szCs w:val="20"/>
-        </w:rPr>
-        <w:t xml:space="preserve">• All fees quoted above exclude 18% GST.</w:t>
-      </w:r>
-    </w:p>
-    <w:p>
-      <w:pPr>
-        <w:spacing w:before="0" w:after="40" w:line="240" w:lineRule="auto"/>
-        <w:ind w:left="280" w:hanging="280"/>
+          <w:color w:val="444444"/>
+        </w:rPr>
+        <w:t xml:space="preserve">All fees quoted above exclude 18% GST.</w:t>
+      </w:r>
+    </w:p>
+    <w:p>
+      <w:pPr>
+        <w:numPr>
+          <w:ilvl w:val="0"/>
+          <w:numId w:val="99"/>
+        </w:numPr>
+        <w:spacing w:before="0" w:after="60" w:line="240" w:lineRule="auto"/>
         <w:contextualSpacing w:val="0"/>
       </w:pPr>
       <w:r>
@@ -10246,14 +10391,18 @@
           <w:rFonts w:ascii="Roboto" w:hAnsi="Roboto"/>
           <w:sz w:val="20"/>
           <w:szCs w:val="20"/>
-        </w:rPr>
-        <w:t xml:space="preserve">• The Nominee Director will not be involved in day-to-day affairs / management of the Company. He/She shall not sign any return, forms or documents relating to any statutory filing.</w:t>
-      </w:r>
-    </w:p>
-    <w:p>
-      <w:pPr>
-        <w:spacing w:before="0" w:after="40" w:line="240" w:lineRule="auto"/>
-        <w:ind w:left="280" w:hanging="280"/>
+          <w:color w:val="444444"/>
+        </w:rPr>
+        <w:t xml:space="preserve">The Nominee Director will not be involved in day-to-day affairs / management of the Company. He/She shall not sign any return, forms or documents relating to any statutory filing.</w:t>
+      </w:r>
+    </w:p>
+    <w:p>
+      <w:pPr>
+        <w:numPr>
+          <w:ilvl w:val="0"/>
+          <w:numId w:val="99"/>
+        </w:numPr>
+        <w:spacing w:before="0" w:after="60" w:line="240" w:lineRule="auto"/>
         <w:contextualSpacing w:val="0"/>
       </w:pPr>
       <w:r>
@@ -10261,14 +10410,18 @@
           <w:rFonts w:ascii="Roboto" w:hAnsi="Roboto"/>
           <w:sz w:val="20"/>
           <w:szCs w:val="20"/>
-        </w:rPr>
-        <w:t xml:space="preserve">• The service of Registered office &amp; Nominee director is offered on discretionary basis only for temporary basis of 6 months. Such services are provided only in case of successful completion of Internal Customer Due diligence at InCorp and formal engagement of Incorp for all the compliances (tax, secretarial, FEMA etc.) post incorporation of the company for the regular maintenance of the company.</w:t>
-      </w:r>
-    </w:p>
-    <w:p>
-      <w:pPr>
-        <w:spacing w:before="0" w:after="40" w:line="240" w:lineRule="auto"/>
-        <w:ind w:left="280" w:hanging="280"/>
+          <w:color w:val="444444"/>
+        </w:rPr>
+        <w:t xml:space="preserve">The service of Registered office &amp; Nominee director is offered on discretionary basis only for temporary basis of 6 months. Such services are provided only in case of successful completion of Internal Customer Due diligence at InCorp and formal engagement of Incorp for all the compliances (tax, secretarial, FEMA etc.) post incorporation of the company for the regular maintenance of the company.</w:t>
+      </w:r>
+    </w:p>
+    <w:p>
+      <w:pPr>
+        <w:numPr>
+          <w:ilvl w:val="0"/>
+          <w:numId w:val="99"/>
+        </w:numPr>
+        <w:spacing w:before="0" w:after="60" w:line="240" w:lineRule="auto"/>
         <w:contextualSpacing w:val="0"/>
       </w:pPr>
       <w:r>
@@ -10276,14 +10429,18 @@
           <w:rFonts w:ascii="Roboto" w:hAnsi="Roboto"/>
           <w:sz w:val="20"/>
           <w:szCs w:val="20"/>
-        </w:rPr>
-        <w:t xml:space="preserve">• Failure to engage InCorp's services for regular compliances of the company post the setup such as tax, secretarial, FEMA etc. shall result in forfeiture of the security deposit received against registered office and nominee director services.</w:t>
-      </w:r>
-    </w:p>
-    <w:p>
-      <w:pPr>
-        <w:spacing w:before="0" w:after="40" w:line="240" w:lineRule="auto"/>
-        <w:ind w:left="280" w:hanging="280"/>
+          <w:color w:val="444444"/>
+        </w:rPr>
+        <w:t xml:space="preserve">Failure to engage InCorp's services for regular compliances of the company post the setup such as tax, secretarial, FEMA etc. shall result in forfeiture of the security deposit received against registered office and nominee director services.</w:t>
+      </w:r>
+    </w:p>
+    <w:p>
+      <w:pPr>
+        <w:numPr>
+          <w:ilvl w:val="0"/>
+          <w:numId w:val="99"/>
+        </w:numPr>
+        <w:spacing w:before="0" w:after="60" w:line="240" w:lineRule="auto"/>
         <w:contextualSpacing w:val="0"/>
       </w:pPr>
       <w:r>
@@ -10291,14 +10448,18 @@
           <w:rFonts w:ascii="Roboto" w:hAnsi="Roboto"/>
           <w:sz w:val="20"/>
           <w:szCs w:val="20"/>
-        </w:rPr>
-        <w:t xml:space="preserve">• Professional fees exclude all out-of-pocket expenses like filing fees, courier expenses, apostilling &amp; notary cost to any authorities/departments, statutory fees payable to Registrar of companies (ROC) towards incorporation etc. other than those mentioned above.</w:t>
-      </w:r>
-    </w:p>
-    <w:p>
-      <w:pPr>
-        <w:spacing w:before="0" w:after="40" w:line="240" w:lineRule="auto"/>
-        <w:ind w:left="280" w:hanging="280"/>
+          <w:color w:val="444444"/>
+        </w:rPr>
+        <w:t xml:space="preserve">Professional fees exclude all out-of-pocket expenses like filing fees, courier expenses, apostilling &amp; notary cost to any authorities/departments, statutory fees payable to Registrar of companies (ROC) towards incorporation etc. other than those mentioned above.</w:t>
+      </w:r>
+    </w:p>
+    <w:p>
+      <w:pPr>
+        <w:numPr>
+          <w:ilvl w:val="0"/>
+          <w:numId w:val="99"/>
+        </w:numPr>
+        <w:spacing w:before="0" w:after="60" w:line="240" w:lineRule="auto"/>
         <w:contextualSpacing w:val="0"/>
       </w:pPr>
       <w:r>
@@ -10306,8 +10467,9 @@
           <w:rFonts w:ascii="Roboto" w:hAnsi="Roboto"/>
           <w:sz w:val="20"/>
           <w:szCs w:val="20"/>
-        </w:rPr>
-        <w:t xml:space="preserve">• Advance of 100% of the above selected option.</w:t>
+          <w:color w:val="444444"/>
+        </w:rPr>
+        <w:t xml:space="preserve">Advance of 100% of the above selected option.</w:t>
       </w:r>
     </w:p>
     <w:p>
@@ -10376,7 +10538,7 @@
     <w:p>
       <w:pPr>
         <w:spacing w:before="200" w:after="120" w:line="240" w:lineRule="auto"/>
-        <w:ind w:left="80"/>
+        <w:ind w:left="0"/>
         <w:contextualSpacing w:val="0"/>
       </w:pPr>
       <w:r>
@@ -10606,11 +10768,11 @@
             <w:r>
               <w:rPr>
                 <w:rFonts w:ascii="Roboto" w:hAnsi="Roboto"/>
-                <w:sz w:val="20"/>
-                <w:szCs w:val="20"/>
-                <w:color w:val="777777"/>
-              </w:rPr>
-              <w:t xml:space="preserve">200 one time</w:t>
+                <w:sz w:val="22"/>
+                <w:szCs w:val="22"/>
+                <w:color w:val="C00000"/>
+              </w:rPr>
+              <w:t xml:space="preserve">Direct tax compliances</w:t>
             </w:r>
           </w:p>
         </w:tc>
@@ -10743,10 +10905,10 @@
           <w:tcPr>
             <w:tcW w:w="1872" w:type="dxa"/>
             <w:tcBorders>
-              <w:top w:val="single" w:sz="4" w:color="AAAAAA"/>
-              <w:left w:val="single" w:sz="4" w:color="AAAAAA"/>
-              <w:right w:val="single" w:sz="4" w:color="AAAAAA"/>
-              <w:bottom w:val="single" w:sz="4" w:color="AAAAAA"/>
+              <w:top w:val="single" w:sz="4" w:color="000000"/>
+              <w:left w:val="single" w:sz="4" w:color="000000"/>
+              <w:right w:val="single" w:sz="4" w:color="000000"/>
+              <w:bottom w:val="single" w:sz="4" w:color="000000"/>
             </w:tcBorders>
             <w:vMerge/>
             <w:vAlign w:val="center"/>
@@ -10914,10 +11076,10 @@
           <w:tcPr>
             <w:tcW w:w="1872" w:type="dxa"/>
             <w:tcBorders>
-              <w:top w:val="single" w:sz="4" w:color="AAAAAA"/>
-              <w:left w:val="single" w:sz="4" w:color="AAAAAA"/>
-              <w:right w:val="single" w:sz="4" w:color="AAAAAA"/>
-              <w:bottom w:val="single" w:sz="4" w:color="AAAAAA"/>
+              <w:top w:val="single" w:sz="4" w:color="000000"/>
+              <w:left w:val="single" w:sz="4" w:color="000000"/>
+              <w:right w:val="single" w:sz="4" w:color="000000"/>
+              <w:bottom w:val="single" w:sz="4" w:color="000000"/>
             </w:tcBorders>
             <w:vMerge/>
             <w:vAlign w:val="center"/>
@@ -11445,11 +11607,11 @@
             <w:r>
               <w:rPr>
                 <w:rFonts w:ascii="Roboto" w:hAnsi="Roboto"/>
-                <w:sz w:val="20"/>
-                <w:szCs w:val="20"/>
-                <w:color w:val="777777"/>
-              </w:rPr>
-              <w:t xml:space="preserve">450 per annum</w:t>
+                <w:sz w:val="22"/>
+                <w:szCs w:val="22"/>
+                <w:color w:val="C00000"/>
+              </w:rPr>
+              <w:t xml:space="preserve">Foreign Exchange laws</w:t>
             </w:r>
           </w:p>
         </w:tc>
@@ -11564,10 +11726,10 @@
           <w:tcPr>
             <w:tcW w:w="1872" w:type="dxa"/>
             <w:tcBorders>
-              <w:top w:val="single" w:sz="4" w:color="AAAAAA"/>
-              <w:left w:val="single" w:sz="4" w:color="AAAAAA"/>
-              <w:right w:val="single" w:sz="4" w:color="AAAAAA"/>
-              <w:bottom w:val="single" w:sz="4" w:color="AAAAAA"/>
+              <w:top w:val="single" w:sz="4" w:color="000000"/>
+              <w:left w:val="single" w:sz="4" w:color="000000"/>
+              <w:right w:val="single" w:sz="4" w:color="000000"/>
+              <w:bottom w:val="single" w:sz="4" w:color="000000"/>
             </w:tcBorders>
             <w:vMerge/>
             <w:vAlign w:val="center"/>
@@ -11709,11 +11871,11 @@
             <w:r>
               <w:rPr>
                 <w:rFonts w:ascii="Roboto" w:hAnsi="Roboto"/>
-                <w:sz w:val="20"/>
-                <w:szCs w:val="20"/>
-                <w:color w:val="777777"/>
-              </w:rPr>
-              <w:t xml:space="preserve">300 one time</w:t>
+                <w:sz w:val="22"/>
+                <w:szCs w:val="22"/>
+                <w:color w:val="C00000"/>
+              </w:rPr>
+              <w:t xml:space="preserve">Accounting</w:t>
             </w:r>
           </w:p>
         </w:tc>
@@ -11862,10 +12024,10 @@
           <w:tcPr>
             <w:tcW w:w="1872" w:type="dxa"/>
             <w:tcBorders>
-              <w:top w:val="single" w:sz="4" w:color="AAAAAA"/>
-              <w:left w:val="single" w:sz="4" w:color="AAAAAA"/>
-              <w:right w:val="single" w:sz="4" w:color="AAAAAA"/>
-              <w:bottom w:val="single" w:sz="4" w:color="AAAAAA"/>
+              <w:top w:val="single" w:sz="4" w:color="000000"/>
+              <w:left w:val="single" w:sz="4" w:color="000000"/>
+              <w:right w:val="single" w:sz="4" w:color="000000"/>
+              <w:bottom w:val="single" w:sz="4" w:color="000000"/>
             </w:tcBorders>
             <w:vMerge/>
             <w:vAlign w:val="center"/>
@@ -12023,11 +12185,11 @@
             <w:r>
               <w:rPr>
                 <w:rFonts w:ascii="Roboto" w:hAnsi="Roboto"/>
-                <w:sz w:val="20"/>
-                <w:szCs w:val="20"/>
-                <w:color w:val="777777"/>
-              </w:rPr>
-              <w:t xml:space="preserve">500 one time</w:t>
+                <w:sz w:val="22"/>
+                <w:szCs w:val="22"/>
+                <w:color w:val="C00000"/>
+              </w:rPr>
+              <w:t xml:space="preserve">Payroll</w:t>
             </w:r>
           </w:p>
         </w:tc>
@@ -12142,10 +12304,10 @@
           <w:tcPr>
             <w:tcW w:w="1872" w:type="dxa"/>
             <w:tcBorders>
-              <w:top w:val="single" w:sz="4" w:color="AAAAAA"/>
-              <w:left w:val="single" w:sz="4" w:color="AAAAAA"/>
-              <w:right w:val="single" w:sz="4" w:color="AAAAAA"/>
-              <w:bottom w:val="single" w:sz="4" w:color="AAAAAA"/>
+              <w:top w:val="single" w:sz="4" w:color="000000"/>
+              <w:left w:val="single" w:sz="4" w:color="000000"/>
+              <w:right w:val="single" w:sz="4" w:color="000000"/>
+              <w:bottom w:val="single" w:sz="4" w:color="000000"/>
             </w:tcBorders>
             <w:vMerge/>
             <w:vAlign w:val="center"/>
@@ -12295,10 +12457,10 @@
           <w:tcPr>
             <w:tcW w:w="1872" w:type="dxa"/>
             <w:tcBorders>
-              <w:top w:val="single" w:sz="4" w:color="AAAAAA"/>
-              <w:left w:val="single" w:sz="4" w:color="AAAAAA"/>
-              <w:right w:val="single" w:sz="4" w:color="AAAAAA"/>
-              <w:bottom w:val="single" w:sz="4" w:color="AAAAAA"/>
+              <w:top w:val="single" w:sz="4" w:color="000000"/>
+              <w:left w:val="single" w:sz="4" w:color="000000"/>
+              <w:right w:val="single" w:sz="4" w:color="000000"/>
+              <w:bottom w:val="single" w:sz="4" w:color="000000"/>
             </w:tcBorders>
             <w:vMerge/>
             <w:vAlign w:val="center"/>
@@ -12496,10 +12658,10 @@
           <w:tcPr>
             <w:tcW w:w="1872" w:type="dxa"/>
             <w:tcBorders>
-              <w:top w:val="single" w:sz="4" w:color="AAAAAA"/>
-              <w:left w:val="single" w:sz="4" w:color="AAAAAA"/>
-              <w:right w:val="single" w:sz="4" w:color="AAAAAA"/>
-              <w:bottom w:val="single" w:sz="4" w:color="AAAAAA"/>
+              <w:top w:val="single" w:sz="4" w:color="000000"/>
+              <w:left w:val="single" w:sz="4" w:color="000000"/>
+              <w:right w:val="single" w:sz="4" w:color="000000"/>
+              <w:bottom w:val="single" w:sz="4" w:color="000000"/>
             </w:tcBorders>
             <w:vMerge/>
             <w:vAlign w:val="center"/>
@@ -12681,10 +12843,10 @@
           <w:tcPr>
             <w:tcW w:w="1872" w:type="dxa"/>
             <w:tcBorders>
-              <w:top w:val="single" w:sz="4" w:color="AAAAAA"/>
-              <w:left w:val="single" w:sz="4" w:color="AAAAAA"/>
-              <w:right w:val="single" w:sz="4" w:color="AAAAAA"/>
-              <w:bottom w:val="single" w:sz="4" w:color="AAAAAA"/>
+              <w:top w:val="single" w:sz="4" w:color="000000"/>
+              <w:left w:val="single" w:sz="4" w:color="000000"/>
+              <w:right w:val="single" w:sz="4" w:color="000000"/>
+              <w:bottom w:val="single" w:sz="4" w:color="000000"/>
             </w:tcBorders>
             <w:vMerge/>
             <w:vAlign w:val="center"/>
@@ -13161,10 +13323,10 @@
           <w:tcPr>
             <w:tcW w:w="1872" w:type="dxa"/>
             <w:tcBorders>
-              <w:top w:val="single" w:sz="4" w:color="AAAAAA"/>
-              <w:left w:val="single" w:sz="4" w:color="AAAAAA"/>
-              <w:right w:val="single" w:sz="4" w:color="AAAAAA"/>
-              <w:bottom w:val="single" w:sz="4" w:color="AAAAAA"/>
+              <w:top w:val="single" w:sz="4" w:color="000000"/>
+              <w:left w:val="single" w:sz="4" w:color="000000"/>
+              <w:right w:val="single" w:sz="4" w:color="000000"/>
+              <w:bottom w:val="single" w:sz="4" w:color="000000"/>
             </w:tcBorders>
             <w:vMerge/>
             <w:vAlign w:val="center"/>
@@ -13761,8 +13923,11 @@
     </w:p>
     <w:p>
       <w:pPr>
-        <w:spacing w:before="0" w:after="40" w:line="240" w:lineRule="auto"/>
-        <w:ind w:left="280" w:hanging="280"/>
+        <w:numPr>
+          <w:ilvl w:val="0"/>
+          <w:numId w:val="99"/>
+        </w:numPr>
+        <w:spacing w:before="0" w:after="60" w:line="240" w:lineRule="auto"/>
         <w:contextualSpacing w:val="0"/>
       </w:pPr>
       <w:r>
@@ -13770,14 +13935,18 @@
           <w:rFonts w:ascii="Roboto" w:hAnsi="Roboto"/>
           <w:sz w:val="20"/>
           <w:szCs w:val="20"/>
-        </w:rPr>
-        <w:t xml:space="preserve">• All fees quoted above exclude 18% GST.</w:t>
-      </w:r>
-    </w:p>
-    <w:p>
-      <w:pPr>
-        <w:spacing w:before="0" w:after="40" w:line="240" w:lineRule="auto"/>
-        <w:ind w:left="280" w:hanging="280"/>
+          <w:color w:val="444444"/>
+        </w:rPr>
+        <w:t xml:space="preserve">All fees quoted above exclude 18% GST.</w:t>
+      </w:r>
+    </w:p>
+    <w:p>
+      <w:pPr>
+        <w:numPr>
+          <w:ilvl w:val="0"/>
+          <w:numId w:val="99"/>
+        </w:numPr>
+        <w:spacing w:before="0" w:after="60" w:line="240" w:lineRule="auto"/>
         <w:contextualSpacing w:val="0"/>
       </w:pPr>
       <w:r>
@@ -13785,14 +13954,18 @@
           <w:rFonts w:ascii="Roboto" w:hAnsi="Roboto"/>
           <w:sz w:val="20"/>
           <w:szCs w:val="20"/>
-        </w:rPr>
-        <w:t xml:space="preserve">• Professional fees exclude all out-of-pocket expenses like filing fees, courier expenses, government/statutory fees etc.</w:t>
-      </w:r>
-    </w:p>
-    <w:p>
-      <w:pPr>
-        <w:spacing w:before="0" w:after="40" w:line="240" w:lineRule="auto"/>
-        <w:ind w:left="280" w:hanging="280"/>
+          <w:color w:val="444444"/>
+        </w:rPr>
+        <w:t xml:space="preserve">Professional fees exclude all out-of-pocket expenses like filing fees, courier expenses, government/statutory fees etc.</w:t>
+      </w:r>
+    </w:p>
+    <w:p>
+      <w:pPr>
+        <w:numPr>
+          <w:ilvl w:val="0"/>
+          <w:numId w:val="99"/>
+        </w:numPr>
+        <w:spacing w:before="0" w:after="60" w:line="240" w:lineRule="auto"/>
         <w:contextualSpacing w:val="0"/>
       </w:pPr>
       <w:r>
@@ -13800,8 +13973,9 @@
           <w:rFonts w:ascii="Roboto" w:hAnsi="Roboto"/>
           <w:sz w:val="20"/>
           <w:szCs w:val="20"/>
-        </w:rPr>
-        <w:t xml:space="preserve">• Advance of 100% of the above selected option</w:t>
+          <w:color w:val="444444"/>
+        </w:rPr>
+        <w:t xml:space="preserve">Advance of 100% of the above selected option</w:t>
       </w:r>
     </w:p>
     <w:p>
@@ -13870,7 +14044,7 @@
     <w:p>
       <w:pPr>
         <w:spacing w:before="200" w:after="120" w:line="240" w:lineRule="auto"/>
-        <w:ind w:left="80"/>
+        <w:ind w:left="0"/>
         <w:contextualSpacing w:val="0"/>
       </w:pPr>
       <w:r>
@@ -14489,8 +14663,11 @@
     </w:p>
     <w:p>
       <w:pPr>
-        <w:spacing w:before="0" w:after="40" w:line="240" w:lineRule="auto"/>
-        <w:ind w:left="280" w:hanging="280"/>
+        <w:numPr>
+          <w:ilvl w:val="0"/>
+          <w:numId w:val="99"/>
+        </w:numPr>
+        <w:spacing w:before="0" w:after="60" w:line="240" w:lineRule="auto"/>
         <w:contextualSpacing w:val="0"/>
       </w:pPr>
       <w:r>
@@ -14498,14 +14675,18 @@
           <w:rFonts w:ascii="Roboto" w:hAnsi="Roboto"/>
           <w:sz w:val="20"/>
           <w:szCs w:val="20"/>
-        </w:rPr>
-        <w:t xml:space="preserve">• All fees quoted above exclude 18% GST.</w:t>
-      </w:r>
-    </w:p>
-    <w:p>
-      <w:pPr>
-        <w:spacing w:before="0" w:after="40" w:line="240" w:lineRule="auto"/>
-        <w:ind w:left="280" w:hanging="280"/>
+          <w:color w:val="444444"/>
+        </w:rPr>
+        <w:t xml:space="preserve">All fees quoted above exclude 18% GST.</w:t>
+      </w:r>
+    </w:p>
+    <w:p>
+      <w:pPr>
+        <w:numPr>
+          <w:ilvl w:val="0"/>
+          <w:numId w:val="99"/>
+        </w:numPr>
+        <w:spacing w:before="0" w:after="60" w:line="240" w:lineRule="auto"/>
         <w:contextualSpacing w:val="0"/>
       </w:pPr>
       <w:r>
@@ -14513,14 +14694,18 @@
           <w:rFonts w:ascii="Roboto" w:hAnsi="Roboto"/>
           <w:sz w:val="20"/>
           <w:szCs w:val="20"/>
-        </w:rPr>
-        <w:t xml:space="preserve">• Professional fees exclude all out-of-pocket expenses.</w:t>
-      </w:r>
-    </w:p>
-    <w:p>
-      <w:pPr>
-        <w:spacing w:before="0" w:after="40" w:line="240" w:lineRule="auto"/>
-        <w:ind w:left="280" w:hanging="280"/>
+          <w:color w:val="444444"/>
+        </w:rPr>
+        <w:t xml:space="preserve">Professional fees exclude all out-of-pocket expenses.</w:t>
+      </w:r>
+    </w:p>
+    <w:p>
+      <w:pPr>
+        <w:numPr>
+          <w:ilvl w:val="0"/>
+          <w:numId w:val="99"/>
+        </w:numPr>
+        <w:spacing w:before="0" w:after="60" w:line="240" w:lineRule="auto"/>
         <w:contextualSpacing w:val="0"/>
       </w:pPr>
       <w:r>
@@ -14528,8 +14713,9 @@
           <w:rFonts w:ascii="Roboto" w:hAnsi="Roboto"/>
           <w:sz w:val="20"/>
           <w:szCs w:val="20"/>
-        </w:rPr>
-        <w:t xml:space="preserve">• Advance of 100% of the above selected option.</w:t>
+          <w:color w:val="444444"/>
+        </w:rPr>
+        <w:t xml:space="preserve">Advance of 100% of the above selected option.</w:t>
       </w:r>
     </w:p>
     <w:p>
@@ -27308,6 +27494,26 @@
     <w:abstractNumId w:val="36"/>
   </w:num>
   <w:numIdMacAtCleanup w:val="16"/>
+  <w:abstractNum w:abstractNumId="99">
+    <w:multiLevelType w:val="hybridMultilevel"/>
+    <w:lvl w:ilvl="0">
+      <w:start w:val="1"/>
+      <w:numFmt w:val="bullet"/>
+      <w:lvlText w:val="•"/>
+      <w:lvlJc w:val="left"/>
+      <w:pPr>
+        <w:ind w:left="360" w:hanging="360"/>
+      </w:pPr>
+      <w:rPr>
+        <w:rFonts w:ascii="Roboto" w:hAnsi="Roboto"/>
+        <w:sz w:val="20"/>
+        <w:szCs w:val="20"/>
+      </w:rPr>
+    </w:lvl>
+  </w:abstractNum>
+  <w:num w:numId="99">
+    <w:abstractNumId w:val="99"/>
+  </w:num>
 </w:numbering>
 </file>
 
